--- a/apps/backend/tests/fixtures/ats_parse/contact_in_header.docx
+++ b/apps/backend/tests/fixtures/ats_parse/contact_in_header.docx
@@ -158,6 +158,19 @@
     <w:p>
       <w:r>
         <w:t>Python, Go, PostgreSQL, Kafka, Kubernetes, Terraform, FastAPI, React</w:t>
+      </w:r>
+    </w:p>
+    <w:p>
+      <w:pPr>
+        <w:pStyle w:val="Heading2"/>
+      </w:pPr>
+      <w:r>
+        <w:t>Volunteering</w:t>
+      </w:r>
+    </w:p>
+    <w:p>
+      <w:r>
+        <w:t>Mentor, Harbor Code Club 2015 - 2019 2019 - 2021</w:t>
       </w:r>
     </w:p>
     <w:sectPr>
